--- a/india_monitor_data/rag/documents/Weather_Policies/Master_Weather_Protocol.docx
+++ b/india_monitor_data/rag/documents/Weather_Policies/Master_Weather_Protocol.docx
@@ -34,12 +34,12 @@
     </w:p>
     <w:p>
       <w:r>
-        <w:t>Cities Monitored: 1</w:t>
+        <w:t>Cities Monitored: 5</w:t>
       </w:r>
     </w:p>
     <w:p>
       <w:r>
-        <w:t>Total Weather Events Analyzed: 2</w:t>
+        <w:t>Total Weather Events Analyzed: 18</w:t>
       </w:r>
     </w:p>
     <w:p>

--- a/india_monitor_data/rag/documents/Weather_Policies/Master_Weather_Protocol.docx
+++ b/india_monitor_data/rag/documents/Weather_Policies/Master_Weather_Protocol.docx
@@ -39,7 +39,7 @@
     </w:p>
     <w:p>
       <w:r>
-        <w:t>Total Weather Events Analyzed: 18</w:t>
+        <w:t>Total Weather Events Analyzed: 21</w:t>
       </w:r>
     </w:p>
     <w:p>

--- a/india_monitor_data/rag/documents/Weather_Policies/Master_Weather_Protocol.docx
+++ b/india_monitor_data/rag/documents/Weather_Policies/Master_Weather_Protocol.docx
@@ -39,7 +39,7 @@
     </w:p>
     <w:p>
       <w:r>
-        <w:t>Total Weather Events Analyzed: 21</w:t>
+        <w:t>Total Weather Events Analyzed: 24</w:t>
       </w:r>
     </w:p>
     <w:p>

--- a/india_monitor_data/rag/documents/Weather_Policies/Master_Weather_Protocol.docx
+++ b/india_monitor_data/rag/documents/Weather_Policies/Master_Weather_Protocol.docx
@@ -39,7 +39,7 @@
     </w:p>
     <w:p>
       <w:r>
-        <w:t>Total Weather Events Analyzed: 24</w:t>
+        <w:t>Total Weather Events Analyzed: 26</w:t>
       </w:r>
     </w:p>
     <w:p>
